--- a/templates/7.2_软硬件清单.docx
+++ b/templates/7.2_软硬件清单.docx
@@ -14,6 +14,19 @@
           <w:rFonts w:eastAsia="黑体" w:ascii="SimHei"/>
         </w:rPr>
         <w:t>软硬件清单</w:t>
+      </w:r>
+    </w:p>
+    <w:p>
+      <w:pPr>
+        <w:spacing w:after="120"/>
+      </w:pPr>
+      <w:r>
+        <w:rPr>
+          <w:rFonts w:ascii="宋体" w:hAnsi="宋体" w:eastAsia="宋体"/>
+          <w:sz w:val="21"/>
+          <w:sz w:val="21"/>
+        </w:rPr>
+        <w:t xml:space="preserve">XXX</w:t>
       </w:r>
     </w:p>
     <w:tbl>
